--- a/Coding 2 - year/Unit 3 - Advanced Functions & Algorithms/Daily Lesson Plans/Word/Day 19.docx
+++ b/Coding 2 - year/Unit 3 - Advanced Functions & Algorithms/Daily Lesson Plans/Word/Day 19.docx
@@ -50,12 +50,15 @@
               </w:rPr>
               <w:t xml:space="preserve">Coding II — Full Year</w:t>
             </w:r>
-          </w:p>
-          <w:p>
-            <w:pPr>
-              <w:spacing w:before="40"/>
-              <w:jc w:val="center"/>
-            </w:pPr>
+            <w:r>
+              <w:rPr>
+                <w:rFonts w:ascii="Arial" w:cs="Arial" w:eastAsia="Arial" w:hAnsi="Arial"/>
+                <w:sz w:val="16"/>
+                <w:szCs w:val="16"/>
+              </w:rPr>
+              <w:br/>
+              <w:t xml:space="preserve"/>
+            </w:r>
             <w:r>
               <w:rPr>
                 <w:rFonts w:ascii="Arial" w:cs="Arial" w:eastAsia="Arial" w:hAnsi="Arial"/>
@@ -83,7 +86,7 @@
           <w:rFonts w:ascii="Arial" w:cs="Arial" w:eastAsia="Arial" w:hAnsi="Arial"/>
           <w:b/>
           <w:bCs/>
-          <w:color w:val="0D3B1F"/>
+          <w:color w:val="1B7A4A"/>
           <w:sz w:val="32"/>
           <w:szCs w:val="32"/>
         </w:rPr>
@@ -261,9 +264,9 @@
               <w:right w:val="single" w:color="CCCCCC" w:sz="1"/>
             </w:tcBorders>
             <w:tcMar>
-              <w:top w:type="dxa" w:w="60"/>
+              <w:top w:type="dxa" w:w="80"/>
               <w:left w:type="dxa" w:w="120"/>
-              <w:bottom w:type="dxa" w:w="60"/>
+              <w:bottom w:type="dxa" w:w="80"/>
               <w:right w:type="dxa" w:w="120"/>
             </w:tcMar>
           </w:tcPr>
@@ -290,20 +293,213 @@
               <w:right w:val="single" w:color="CCCCCC" w:sz="1"/>
             </w:tcBorders>
             <w:tcMar>
-              <w:top w:type="dxa" w:w="60"/>
+              <w:top w:type="dxa" w:w="80"/>
               <w:left w:type="dxa" w:w="120"/>
-              <w:bottom w:type="dxa" w:w="60"/>
+              <w:bottom w:type="dxa" w:w="80"/>
               <w:right w:type="dxa" w:w="120"/>
             </w:tcMar>
           </w:tcPr>
           <w:p>
-            <w:r>
-              <w:rPr>
-                <w:rFonts w:ascii="Arial" w:cs="Arial" w:eastAsia="Arial" w:hAnsi="Arial"/>
-                <w:sz w:val="20"/>
-                <w:szCs w:val="20"/>
+            <w:pPr>
+              <w:spacing w:after="80" w:before="80"/>
+            </w:pPr>
+            <w:r>
+              <w:rPr>
+                <w:rFonts w:ascii="Arial" w:cs="Arial" w:eastAsia="Arial" w:hAnsi="Arial"/>
+                <w:b/>
+                <w:bCs/>
+                <w:i w:val="false"/>
+                <w:iCs w:val="false"/>
+                <w:color w:val="000000"/>
+                <w:sz w:val="22"/>
+                <w:szCs w:val="22"/>
               </w:rPr>
               <w:t xml:space="preserve">Bell Ringer / Review</w:t>
+            </w:r>
+            <w:r>
+              <w:rPr>
+                <w:rFonts w:ascii="Arial" w:cs="Arial" w:eastAsia="Arial" w:hAnsi="Arial"/>
+                <w:sz w:val="20"/>
+                <w:szCs w:val="20"/>
+              </w:rPr>
+              <w:br/>
+              <w:t xml:space="preserve"/>
+            </w:r>
+            <w:r>
+              <w:rPr>
+                <w:rFonts w:ascii="Arial" w:cs="Arial" w:eastAsia="Arial" w:hAnsi="Arial"/>
+                <w:sz w:val="20"/>
+                <w:szCs w:val="20"/>
+              </w:rPr>
+              <w:br/>
+              <w:t xml:space="preserve"/>
+            </w:r>
+            <w:r>
+              <w:rPr>
+                <w:rFonts w:ascii="Arial" w:cs="Arial" w:eastAsia="Arial" w:hAnsi="Arial"/>
+                <w:b/>
+                <w:bCs/>
+                <w:i w:val="false"/>
+                <w:iCs w:val="false"/>
+                <w:color w:val="000000"/>
+                <w:sz w:val="20"/>
+                <w:szCs w:val="20"/>
+              </w:rPr>
+              <w:t xml:space="preserve">Quick Write </w:t>
+            </w:r>
+            <w:r>
+              <w:rPr>
+                <w:rFonts w:ascii="Arial" w:cs="Arial" w:eastAsia="Arial" w:hAnsi="Arial"/>
+                <w:b w:val="false"/>
+                <w:bCs w:val="false"/>
+                <w:i w:val="false"/>
+                <w:iCs w:val="false"/>
+                <w:color w:val="000000"/>
+                <w:sz w:val="20"/>
+                <w:szCs w:val="20"/>
+              </w:rPr>
+              <w:t xml:space="preserve">(3 min — written or verbal):</w:t>
+            </w:r>
+            <w:r>
+              <w:rPr>
+                <w:rFonts w:ascii="Arial" w:cs="Arial" w:eastAsia="Arial" w:hAnsi="Arial"/>
+                <w:sz w:val="20"/>
+                <w:szCs w:val="20"/>
+              </w:rPr>
+              <w:br/>
+              <w:t xml:space="preserve"/>
+            </w:r>
+            <w:r>
+              <w:rPr>
+                <w:rFonts w:ascii="Arial" w:cs="Arial" w:eastAsia="Arial" w:hAnsi="Arial"/>
+                <w:b w:val="false"/>
+                <w:bCs w:val="false"/>
+                <w:i w:val="false"/>
+                <w:iCs w:val="false"/>
+                <w:color w:val="000000"/>
+                <w:sz w:val="20"/>
+                <w:szCs w:val="20"/>
+              </w:rPr>
+              <w:t xml:space="preserve">    In your own words: Traverse tree structures recursively and apply recursion to complex data structures?</w:t>
+            </w:r>
+            <w:r>
+              <w:rPr>
+                <w:rFonts w:ascii="Arial" w:cs="Arial" w:eastAsia="Arial" w:hAnsi="Arial"/>
+                <w:sz w:val="20"/>
+                <w:szCs w:val="20"/>
+              </w:rPr>
+              <w:br/>
+              <w:t xml:space="preserve"/>
+            </w:r>
+            <w:r>
+              <w:rPr>
+                <w:rFonts w:ascii="Arial" w:cs="Arial" w:eastAsia="Arial" w:hAnsi="Arial"/>
+                <w:sz w:val="20"/>
+                <w:szCs w:val="20"/>
+              </w:rPr>
+              <w:br/>
+              <w:t xml:space="preserve"/>
+            </w:r>
+            <w:r>
+              <w:rPr>
+                <w:rFonts w:ascii="Arial" w:cs="Arial" w:eastAsia="Arial" w:hAnsi="Arial"/>
+                <w:b/>
+                <w:bCs/>
+                <w:i w:val="false"/>
+                <w:iCs w:val="false"/>
+                <w:color w:val="000000"/>
+                <w:sz w:val="20"/>
+                <w:szCs w:val="20"/>
+              </w:rPr>
+              <w:t xml:space="preserve">Vocabulary Preview — </w:t>
+            </w:r>
+            <w:r>
+              <w:rPr>
+                <w:rFonts w:ascii="Arial" w:cs="Arial" w:eastAsia="Arial" w:hAnsi="Arial"/>
+                <w:b w:val="false"/>
+                <w:bCs w:val="false"/>
+                <w:i w:val="false"/>
+                <w:iCs w:val="false"/>
+                <w:color w:val="000000"/>
+                <w:sz w:val="20"/>
+                <w:szCs w:val="20"/>
+              </w:rPr>
+              <w:t xml:space="preserve">terms we'll use today:</w:t>
+            </w:r>
+            <w:r>
+              <w:rPr>
+                <w:rFonts w:ascii="Arial" w:cs="Arial" w:eastAsia="Arial" w:hAnsi="Arial"/>
+                <w:sz w:val="20"/>
+                <w:szCs w:val="20"/>
+              </w:rPr>
+              <w:br/>
+              <w:t xml:space="preserve"/>
+            </w:r>
+            <w:r>
+              <w:rPr>
+                <w:rFonts w:ascii="Arial" w:cs="Arial" w:eastAsia="Arial" w:hAnsi="Arial"/>
+                <w:b w:val="false"/>
+                <w:bCs w:val="false"/>
+                <w:i w:val="false"/>
+                <w:iCs w:val="false"/>
+                <w:color w:val="000000"/>
+                <w:sz w:val="20"/>
+                <w:szCs w:val="20"/>
+              </w:rPr>
+              <w:t xml:space="preserve">    • Tree   •   Depth-First Traversal (DFS)   •   Preorder   •   Inorder   •   Postorder   •   Breadth-First Traversal (BFS)</w:t>
+            </w:r>
+            <w:r>
+              <w:rPr>
+                <w:rFonts w:ascii="Arial" w:cs="Arial" w:eastAsia="Arial" w:hAnsi="Arial"/>
+                <w:sz w:val="20"/>
+                <w:szCs w:val="20"/>
+              </w:rPr>
+              <w:br/>
+              <w:t xml:space="preserve"/>
+            </w:r>
+            <w:r>
+              <w:rPr>
+                <w:rFonts w:ascii="Arial" w:cs="Arial" w:eastAsia="Arial" w:hAnsi="Arial"/>
+                <w:sz w:val="20"/>
+                <w:szCs w:val="20"/>
+              </w:rPr>
+              <w:br/>
+              <w:t xml:space="preserve"/>
+            </w:r>
+            <w:r>
+              <w:rPr>
+                <w:rFonts w:ascii="Arial" w:cs="Arial" w:eastAsia="Arial" w:hAnsi="Arial"/>
+                <w:b w:val="false"/>
+                <w:bCs w:val="false"/>
+                <w:i/>
+                <w:iCs/>
+                <w:color w:val="444444"/>
+                <w:sz w:val="20"/>
+                <w:szCs w:val="20"/>
+              </w:rPr>
+              <w:t xml:space="preserve">Today's Goal: By the end of class you will be able to traverse tree structures recursively and apply recursion to complex data structures.</w:t>
+            </w:r>
+            <w:r>
+              <w:rPr>
+                <w:rFonts w:ascii="Arial" w:cs="Arial" w:eastAsia="Arial" w:hAnsi="Arial"/>
+                <w:sz w:val="20"/>
+                <w:szCs w:val="20"/>
+              </w:rPr>
+              <w:br/>
+              <w:t xml:space="preserve"/>
+            </w:r>
+            <w:r>
+              <w:rPr>
+                <w:rFonts w:ascii="Arial" w:cs="Arial" w:eastAsia="Arial" w:hAnsi="Arial"/>
+                <w:b w:val="false"/>
+                <w:bCs w:val="false"/>
+                <w:i/>
+                <w:iCs/>
+                <w:color w:val="555555"/>
+                <w:sz w:val="20"/>
+                <w:szCs w:val="20"/>
+              </w:rPr>
+              <w:t xml:space="preserve">→ Pair-share your response, then 2–3 students share with the class.</w:t>
             </w:r>
           </w:p>
         </w:tc>
@@ -319,9 +515,9 @@
               <w:right w:val="single" w:color="CCCCCC" w:sz="1"/>
             </w:tcBorders>
             <w:tcMar>
-              <w:top w:type="dxa" w:w="60"/>
+              <w:top w:type="dxa" w:w="80"/>
               <w:left w:type="dxa" w:w="120"/>
-              <w:bottom w:type="dxa" w:w="60"/>
+              <w:bottom w:type="dxa" w:w="80"/>
               <w:right w:type="dxa" w:w="120"/>
             </w:tcMar>
           </w:tcPr>
@@ -348,20 +544,358 @@
               <w:right w:val="single" w:color="CCCCCC" w:sz="1"/>
             </w:tcBorders>
             <w:tcMar>
-              <w:top w:type="dxa" w:w="60"/>
+              <w:top w:type="dxa" w:w="80"/>
               <w:left w:type="dxa" w:w="120"/>
-              <w:bottom w:type="dxa" w:w="60"/>
+              <w:bottom w:type="dxa" w:w="80"/>
               <w:right w:type="dxa" w:w="120"/>
             </w:tcMar>
           </w:tcPr>
           <w:p>
-            <w:r>
-              <w:rPr>
-                <w:rFonts w:ascii="Arial" w:cs="Arial" w:eastAsia="Arial" w:hAnsi="Arial"/>
-                <w:sz w:val="20"/>
-                <w:szCs w:val="20"/>
-              </w:rPr>
-              <w:t xml:space="preserve">Mini Lesson: Tree Traversal and Recursive Data Structure Traversal</w:t>
+            <w:pPr>
+              <w:spacing w:after="80" w:before="80"/>
+            </w:pPr>
+            <w:r>
+              <w:rPr>
+                <w:rFonts w:ascii="Arial" w:cs="Arial" w:eastAsia="Arial" w:hAnsi="Arial"/>
+                <w:b/>
+                <w:bCs/>
+                <w:i w:val="false"/>
+                <w:iCs w:val="false"/>
+                <w:color w:val="000000"/>
+                <w:sz w:val="22"/>
+                <w:szCs w:val="22"/>
+              </w:rPr>
+              <w:t xml:space="preserve">Mini Lesson: </w:t>
+            </w:r>
+            <w:r>
+              <w:rPr>
+                <w:rFonts w:ascii="Arial" w:cs="Arial" w:eastAsia="Arial" w:hAnsi="Arial"/>
+                <w:b w:val="false"/>
+                <w:bCs w:val="false"/>
+                <w:i w:val="false"/>
+                <w:iCs w:val="false"/>
+                <w:color w:val="000000"/>
+                <w:sz w:val="22"/>
+                <w:szCs w:val="22"/>
+              </w:rPr>
+              <w:t xml:space="preserve">Tree Traversal and Recursive Data Structure Traversal</w:t>
+            </w:r>
+            <w:r>
+              <w:rPr>
+                <w:rFonts w:ascii="Arial" w:cs="Arial" w:eastAsia="Arial" w:hAnsi="Arial"/>
+                <w:sz w:val="20"/>
+                <w:szCs w:val="20"/>
+              </w:rPr>
+              <w:br/>
+              <w:t xml:space="preserve"/>
+            </w:r>
+            <w:r>
+              <w:rPr>
+                <w:rFonts w:ascii="Arial" w:cs="Arial" w:eastAsia="Arial" w:hAnsi="Arial"/>
+                <w:sz w:val="20"/>
+                <w:szCs w:val="20"/>
+              </w:rPr>
+              <w:br/>
+              <w:t xml:space="preserve"/>
+            </w:r>
+            <w:r>
+              <w:rPr>
+                <w:rFonts w:ascii="Arial" w:cs="Arial" w:eastAsia="Arial" w:hAnsi="Arial"/>
+                <w:b/>
+                <w:bCs/>
+                <w:i/>
+                <w:iCs/>
+                <w:color w:val="000000"/>
+                <w:sz w:val="20"/>
+                <w:szCs w:val="20"/>
+              </w:rPr>
+              <w:t xml:space="preserve">Learning Target: </w:t>
+            </w:r>
+            <w:r>
+              <w:rPr>
+                <w:rFonts w:ascii="Arial" w:cs="Arial" w:eastAsia="Arial" w:hAnsi="Arial"/>
+                <w:b w:val="false"/>
+                <w:bCs w:val="false"/>
+                <w:i/>
+                <w:iCs/>
+                <w:color w:val="333333"/>
+                <w:sz w:val="20"/>
+                <w:szCs w:val="20"/>
+              </w:rPr>
+              <w:t xml:space="preserve">I can traverse tree structures recursively and apply recursion to complex data structures.</w:t>
+            </w:r>
+            <w:r>
+              <w:rPr>
+                <w:rFonts w:ascii="Arial" w:cs="Arial" w:eastAsia="Arial" w:hAnsi="Arial"/>
+                <w:sz w:val="20"/>
+                <w:szCs w:val="20"/>
+              </w:rPr>
+              <w:br/>
+              <w:t xml:space="preserve"/>
+            </w:r>
+            <w:r>
+              <w:rPr>
+                <w:rFonts w:ascii="Arial" w:cs="Arial" w:eastAsia="Arial" w:hAnsi="Arial"/>
+                <w:sz w:val="20"/>
+                <w:szCs w:val="20"/>
+              </w:rPr>
+              <w:br/>
+              <w:t xml:space="preserve"/>
+            </w:r>
+            <w:r>
+              <w:rPr>
+                <w:rFonts w:ascii="Arial" w:cs="Arial" w:eastAsia="Arial" w:hAnsi="Arial"/>
+                <w:b w:val="false"/>
+                <w:bCs w:val="false"/>
+                <w:i w:val="false"/>
+                <w:iCs w:val="false"/>
+                <w:color w:val="000000"/>
+                <w:sz w:val="20"/>
+                <w:szCs w:val="20"/>
+              </w:rPr>
+              <w:t xml:space="preserve">Tree — A hierarchical data structure with a root node and child nodes. Each node has 0 or more children.</w:t>
+            </w:r>
+            <w:r>
+              <w:rPr>
+                <w:rFonts w:ascii="Arial" w:cs="Arial" w:eastAsia="Arial" w:hAnsi="Arial"/>
+                <w:sz w:val="20"/>
+                <w:szCs w:val="20"/>
+              </w:rPr>
+              <w:br/>
+              <w:t xml:space="preserve"/>
+            </w:r>
+            <w:r>
+              <w:rPr>
+                <w:rFonts w:ascii="Arial" w:cs="Arial" w:eastAsia="Arial" w:hAnsi="Arial"/>
+                <w:b w:val="false"/>
+                <w:bCs w:val="false"/>
+                <w:i w:val="false"/>
+                <w:iCs w:val="false"/>
+                <w:color w:val="000000"/>
+                <w:sz w:val="20"/>
+                <w:szCs w:val="20"/>
+              </w:rPr>
+              <w:t xml:space="preserve">Breadth-First Traversal (BFS) — Visit nodes level-by-level (typically uses queue, not recursion).</w:t>
+            </w:r>
+            <w:r>
+              <w:rPr>
+                <w:rFonts w:ascii="Arial" w:cs="Arial" w:eastAsia="Arial" w:hAnsi="Arial"/>
+                <w:sz w:val="20"/>
+                <w:szCs w:val="20"/>
+              </w:rPr>
+              <w:br/>
+              <w:t xml:space="preserve"/>
+            </w:r>
+            <w:r>
+              <w:rPr>
+                <w:rFonts w:ascii="Arial" w:cs="Arial" w:eastAsia="Arial" w:hAnsi="Arial"/>
+                <w:sz w:val="20"/>
+                <w:szCs w:val="20"/>
+              </w:rPr>
+              <w:br/>
+              <w:t xml:space="preserve"/>
+            </w:r>
+            <w:r>
+              <w:rPr>
+                <w:rFonts w:ascii="Arial" w:cs="Arial" w:eastAsia="Arial" w:hAnsi="Arial"/>
+                <w:b/>
+                <w:bCs/>
+                <w:i w:val="false"/>
+                <w:iCs w:val="false"/>
+                <w:color w:val="000000"/>
+                <w:sz w:val="20"/>
+                <w:szCs w:val="20"/>
+              </w:rPr>
+              <w:t xml:space="preserve">Key Concepts:</w:t>
+            </w:r>
+            <w:r>
+              <w:rPr>
+                <w:rFonts w:ascii="Arial" w:cs="Arial" w:eastAsia="Arial" w:hAnsi="Arial"/>
+                <w:sz w:val="20"/>
+                <w:szCs w:val="20"/>
+              </w:rPr>
+              <w:br/>
+              <w:t xml:space="preserve"/>
+            </w:r>
+            <w:r>
+              <w:rPr>
+                <w:rFonts w:ascii="Arial" w:cs="Arial" w:eastAsia="Arial" w:hAnsi="Arial"/>
+                <w:b w:val="false"/>
+                <w:bCs w:val="false"/>
+                <w:i w:val="false"/>
+                <w:iCs w:val="false"/>
+                <w:color w:val="000000"/>
+                <w:sz w:val="20"/>
+                <w:szCs w:val="20"/>
+              </w:rPr>
+              <w:t xml:space="preserve">    • Preorder: Visit node, then traverse left, then right</w:t>
+            </w:r>
+            <w:r>
+              <w:rPr>
+                <w:rFonts w:ascii="Arial" w:cs="Arial" w:eastAsia="Arial" w:hAnsi="Arial"/>
+                <w:sz w:val="20"/>
+                <w:szCs w:val="20"/>
+              </w:rPr>
+              <w:br/>
+              <w:t xml:space="preserve"/>
+            </w:r>
+            <w:r>
+              <w:rPr>
+                <w:rFonts w:ascii="Arial" w:cs="Arial" w:eastAsia="Arial" w:hAnsi="Arial"/>
+                <w:b w:val="false"/>
+                <w:bCs w:val="false"/>
+                <w:i w:val="false"/>
+                <w:iCs w:val="false"/>
+                <w:color w:val="000000"/>
+                <w:sz w:val="20"/>
+                <w:szCs w:val="20"/>
+              </w:rPr>
+              <w:t xml:space="preserve">    • Inorder: Traverse left, visit node, traverse right</w:t>
+            </w:r>
+            <w:r>
+              <w:rPr>
+                <w:rFonts w:ascii="Arial" w:cs="Arial" w:eastAsia="Arial" w:hAnsi="Arial"/>
+                <w:sz w:val="20"/>
+                <w:szCs w:val="20"/>
+              </w:rPr>
+              <w:br/>
+              <w:t xml:space="preserve"/>
+            </w:r>
+            <w:r>
+              <w:rPr>
+                <w:rFonts w:ascii="Arial" w:cs="Arial" w:eastAsia="Arial" w:hAnsi="Arial"/>
+                <w:b w:val="false"/>
+                <w:bCs w:val="false"/>
+                <w:i w:val="false"/>
+                <w:iCs w:val="false"/>
+                <w:color w:val="000000"/>
+                <w:sz w:val="20"/>
+                <w:szCs w:val="20"/>
+              </w:rPr>
+              <w:t xml:space="preserve">    • Postorder: Traverse left, traverse right, visit node</w:t>
+            </w:r>
+            <w:r>
+              <w:rPr>
+                <w:rFonts w:ascii="Arial" w:cs="Arial" w:eastAsia="Arial" w:hAnsi="Arial"/>
+                <w:sz w:val="20"/>
+                <w:szCs w:val="20"/>
+              </w:rPr>
+              <w:br/>
+              <w:t xml:space="preserve"/>
+            </w:r>
+            <w:r>
+              <w:rPr>
+                <w:rFonts w:ascii="Arial" w:cs="Arial" w:eastAsia="Arial" w:hAnsi="Arial"/>
+                <w:sz w:val="20"/>
+                <w:szCs w:val="20"/>
+              </w:rPr>
+              <w:br/>
+              <w:t xml:space="preserve"/>
+            </w:r>
+            <w:r>
+              <w:rPr>
+                <w:rFonts w:ascii="Arial" w:cs="Arial" w:eastAsia="Arial" w:hAnsi="Arial"/>
+                <w:b/>
+                <w:bCs/>
+                <w:i w:val="false"/>
+                <w:iCs w:val="false"/>
+                <w:color w:val="000000"/>
+                <w:sz w:val="20"/>
+                <w:szCs w:val="20"/>
+              </w:rPr>
+              <w:t xml:space="preserve">Vocabulary: </w:t>
+            </w:r>
+            <w:r>
+              <w:rPr>
+                <w:rFonts w:ascii="Arial" w:cs="Arial" w:eastAsia="Arial" w:hAnsi="Arial"/>
+                <w:b w:val="false"/>
+                <w:bCs w:val="false"/>
+                <w:i w:val="false"/>
+                <w:iCs w:val="false"/>
+                <w:color w:val="000000"/>
+                <w:sz w:val="20"/>
+                <w:szCs w:val="20"/>
+              </w:rPr>
+              <w:t xml:space="preserve">Tree, Depth-First Traversal (DFS), Preorder, Inorder, Postorder, Breadth-First Traversal (BFS)</w:t>
+            </w:r>
+            <w:r>
+              <w:rPr>
+                <w:rFonts w:ascii="Arial" w:cs="Arial" w:eastAsia="Arial" w:hAnsi="Arial"/>
+                <w:sz w:val="20"/>
+                <w:szCs w:val="20"/>
+              </w:rPr>
+              <w:br/>
+              <w:t xml:space="preserve"/>
+            </w:r>
+            <w:r>
+              <w:rPr>
+                <w:rFonts w:ascii="Arial" w:cs="Arial" w:eastAsia="Arial" w:hAnsi="Arial"/>
+                <w:sz w:val="20"/>
+                <w:szCs w:val="20"/>
+              </w:rPr>
+              <w:br/>
+              <w:t xml:space="preserve"/>
+            </w:r>
+            <w:r>
+              <w:rPr>
+                <w:rFonts w:ascii="Arial" w:cs="Arial" w:eastAsia="Arial" w:hAnsi="Arial"/>
+                <w:b/>
+                <w:bCs/>
+                <w:i/>
+                <w:iCs/>
+                <w:color w:val="555555"/>
+                <w:sz w:val="20"/>
+                <w:szCs w:val="20"/>
+              </w:rPr>
+              <w:t xml:space="preserve">→ Live Demo — </w:t>
+            </w:r>
+            <w:r>
+              <w:rPr>
+                <w:rFonts w:ascii="Arial" w:cs="Arial" w:eastAsia="Arial" w:hAnsi="Arial"/>
+                <w:b w:val="false"/>
+                <w:bCs w:val="false"/>
+                <w:i/>
+                <w:iCs/>
+                <w:color w:val="555555"/>
+                <w:sz w:val="20"/>
+                <w:szCs w:val="20"/>
+              </w:rPr>
+              <w:t xml:space="preserve">type examples as students follow along in their own editor.</w:t>
+            </w:r>
+            <w:r>
+              <w:rPr>
+                <w:rFonts w:ascii="Arial" w:cs="Arial" w:eastAsia="Arial" w:hAnsi="Arial"/>
+                <w:sz w:val="20"/>
+                <w:szCs w:val="20"/>
+              </w:rPr>
+              <w:br/>
+              <w:t xml:space="preserve"/>
+            </w:r>
+            <w:r>
+              <w:rPr>
+                <w:rFonts w:ascii="Arial" w:cs="Arial" w:eastAsia="Arial" w:hAnsi="Arial"/>
+                <w:b/>
+                <w:bCs/>
+                <w:i/>
+                <w:iCs/>
+                <w:color w:val="555555"/>
+                <w:sz w:val="20"/>
+                <w:szCs w:val="20"/>
+              </w:rPr>
+              <w:t xml:space="preserve">→ Check for Understanding: </w:t>
+            </w:r>
+            <w:r>
+              <w:rPr>
+                <w:rFonts w:ascii="Arial" w:cs="Arial" w:eastAsia="Arial" w:hAnsi="Arial"/>
+                <w:b w:val="false"/>
+                <w:bCs w:val="false"/>
+                <w:i/>
+                <w:iCs/>
+                <w:color w:val="555555"/>
+                <w:sz w:val="20"/>
+                <w:szCs w:val="20"/>
+              </w:rPr>
+              <w:t xml:space="preserve">pause and cold-call: “Can someone explain what we just did in their own words?”</w:t>
             </w:r>
           </w:p>
         </w:tc>
@@ -377,9 +911,9 @@
               <w:right w:val="single" w:color="CCCCCC" w:sz="1"/>
             </w:tcBorders>
             <w:tcMar>
-              <w:top w:type="dxa" w:w="60"/>
+              <w:top w:type="dxa" w:w="80"/>
               <w:left w:type="dxa" w:w="120"/>
-              <w:bottom w:type="dxa" w:w="60"/>
+              <w:bottom w:type="dxa" w:w="80"/>
               <w:right w:type="dxa" w:w="120"/>
             </w:tcMar>
           </w:tcPr>
@@ -406,20 +940,90 @@
               <w:right w:val="single" w:color="CCCCCC" w:sz="1"/>
             </w:tcBorders>
             <w:tcMar>
-              <w:top w:type="dxa" w:w="60"/>
+              <w:top w:type="dxa" w:w="80"/>
               <w:left w:type="dxa" w:w="120"/>
-              <w:bottom w:type="dxa" w:w="60"/>
+              <w:bottom w:type="dxa" w:w="80"/>
               <w:right w:type="dxa" w:w="120"/>
             </w:tcMar>
           </w:tcPr>
           <w:p>
-            <w:r>
-              <w:rPr>
-                <w:rFonts w:ascii="Arial" w:cs="Arial" w:eastAsia="Arial" w:hAnsi="Arial"/>
-                <w:sz w:val="20"/>
-                <w:szCs w:val="20"/>
+            <w:pPr>
+              <w:spacing w:after="80" w:before="80"/>
+            </w:pPr>
+            <w:r>
+              <w:rPr>
+                <w:rFonts w:ascii="Arial" w:cs="Arial" w:eastAsia="Arial" w:hAnsi="Arial"/>
+                <w:b/>
+                <w:bCs/>
+                <w:i w:val="false"/>
+                <w:iCs w:val="false"/>
+                <w:color w:val="000000"/>
+                <w:sz w:val="22"/>
+                <w:szCs w:val="22"/>
               </w:rPr>
               <w:t xml:space="preserve">Guided Practice</w:t>
+            </w:r>
+            <w:r>
+              <w:rPr>
+                <w:rFonts w:ascii="Arial" w:cs="Arial" w:eastAsia="Arial" w:hAnsi="Arial"/>
+                <w:sz w:val="20"/>
+                <w:szCs w:val="20"/>
+              </w:rPr>
+              <w:br/>
+              <w:t xml:space="preserve"/>
+            </w:r>
+            <w:r>
+              <w:rPr>
+                <w:rFonts w:ascii="Arial" w:cs="Arial" w:eastAsia="Arial" w:hAnsi="Arial"/>
+                <w:sz w:val="20"/>
+                <w:szCs w:val="20"/>
+              </w:rPr>
+              <w:br/>
+              <w:t xml:space="preserve"/>
+            </w:r>
+            <w:r>
+              <w:rPr>
+                <w:rFonts w:ascii="Arial" w:cs="Arial" w:eastAsia="Arial" w:hAnsi="Arial"/>
+                <w:b w:val="false"/>
+                <w:bCs w:val="false"/>
+                <w:i w:val="false"/>
+                <w:iCs w:val="false"/>
+                <w:color w:val="000000"/>
+                <w:sz w:val="20"/>
+                <w:szCs w:val="20"/>
+              </w:rPr>
+              <w:t xml:space="preserve">Step 1: Create a tree and perform preorder traversal.</w:t>
+            </w:r>
+            <w:r>
+              <w:rPr>
+                <w:rFonts w:ascii="Arial" w:cs="Arial" w:eastAsia="Arial" w:hAnsi="Arial"/>
+                <w:sz w:val="20"/>
+                <w:szCs w:val="20"/>
+              </w:rPr>
+              <w:br/>
+              <w:t xml:space="preserve"/>
+            </w:r>
+            <w:r>
+              <w:rPr>
+                <w:rFonts w:ascii="Arial" w:cs="Arial" w:eastAsia="Arial" w:hAnsi="Arial"/>
+                <w:sz w:val="20"/>
+                <w:szCs w:val="20"/>
+              </w:rPr>
+              <w:br/>
+              <w:t xml:space="preserve"/>
+            </w:r>
+            <w:r>
+              <w:rPr>
+                <w:rFonts w:ascii="Arial" w:cs="Arial" w:eastAsia="Arial" w:hAnsi="Arial"/>
+                <w:b w:val="false"/>
+                <w:bCs w:val="false"/>
+                <w:i/>
+                <w:iCs/>
+                <w:color w:val="555555"/>
+                <w:sz w:val="20"/>
+                <w:szCs w:val="20"/>
+              </w:rPr>
+              <w:t xml:space="preserve">→ Teacher models — students try alongside, then compare results.</w:t>
             </w:r>
           </w:p>
         </w:tc>
@@ -435,9 +1039,9 @@
               <w:right w:val="single" w:color="CCCCCC" w:sz="1"/>
             </w:tcBorders>
             <w:tcMar>
-              <w:top w:type="dxa" w:w="60"/>
+              <w:top w:type="dxa" w:w="80"/>
               <w:left w:type="dxa" w:w="120"/>
-              <w:bottom w:type="dxa" w:w="60"/>
+              <w:bottom w:type="dxa" w:w="80"/>
               <w:right w:type="dxa" w:w="120"/>
             </w:tcMar>
           </w:tcPr>
@@ -450,7 +1054,7 @@
                 <w:sz w:val="20"/>
                 <w:szCs w:val="20"/>
               </w:rPr>
-              <w:t xml:space="preserve">15-20 min</w:t>
+              <w:t xml:space="preserve">15–20 min</w:t>
             </w:r>
           </w:p>
         </w:tc>
@@ -464,20 +1068,81 @@
               <w:right w:val="single" w:color="CCCCCC" w:sz="1"/>
             </w:tcBorders>
             <w:tcMar>
-              <w:top w:type="dxa" w:w="60"/>
+              <w:top w:type="dxa" w:w="80"/>
               <w:left w:type="dxa" w:w="120"/>
-              <w:bottom w:type="dxa" w:w="60"/>
+              <w:bottom w:type="dxa" w:w="80"/>
               <w:right w:type="dxa" w:w="120"/>
             </w:tcMar>
           </w:tcPr>
           <w:p>
-            <w:r>
-              <w:rPr>
-                <w:rFonts w:ascii="Arial" w:cs="Arial" w:eastAsia="Arial" w:hAnsi="Arial"/>
-                <w:sz w:val="20"/>
-                <w:szCs w:val="20"/>
+            <w:pPr>
+              <w:spacing w:after="80" w:before="80"/>
+            </w:pPr>
+            <w:r>
+              <w:rPr>
+                <w:rFonts w:ascii="Arial" w:cs="Arial" w:eastAsia="Arial" w:hAnsi="Arial"/>
+                <w:b/>
+                <w:bCs/>
+                <w:i w:val="false"/>
+                <w:iCs w:val="false"/>
+                <w:color w:val="000000"/>
+                <w:sz w:val="22"/>
+                <w:szCs w:val="22"/>
               </w:rPr>
               <w:t xml:space="preserve">Independent Practice / Code Along</w:t>
+            </w:r>
+            <w:r>
+              <w:rPr>
+                <w:rFonts w:ascii="Arial" w:cs="Arial" w:eastAsia="Arial" w:hAnsi="Arial"/>
+                <w:sz w:val="20"/>
+                <w:szCs w:val="20"/>
+              </w:rPr>
+              <w:br/>
+              <w:t xml:space="preserve"/>
+            </w:r>
+            <w:r>
+              <w:rPr>
+                <w:rFonts w:ascii="Arial" w:cs="Arial" w:eastAsia="Arial" w:hAnsi="Arial"/>
+                <w:b w:val="false"/>
+                <w:bCs w:val="false"/>
+                <w:i w:val="false"/>
+                <w:iCs w:val="false"/>
+                <w:color w:val="000000"/>
+                <w:sz w:val="20"/>
+                <w:szCs w:val="20"/>
+              </w:rPr>
+              <w:t xml:space="preserve">    Work through problems from the day's exercise set.</w:t>
+            </w:r>
+            <w:r>
+              <w:rPr>
+                <w:rFonts w:ascii="Arial" w:cs="Arial" w:eastAsia="Arial" w:hAnsi="Arial"/>
+                <w:sz w:val="20"/>
+                <w:szCs w:val="20"/>
+              </w:rPr>
+              <w:br/>
+              <w:t xml:space="preserve"/>
+            </w:r>
+            <w:r>
+              <w:rPr>
+                <w:rFonts w:ascii="Arial" w:cs="Arial" w:eastAsia="Arial" w:hAnsi="Arial"/>
+                <w:sz w:val="20"/>
+                <w:szCs w:val="20"/>
+              </w:rPr>
+              <w:br/>
+              <w:t xml:space="preserve"/>
+            </w:r>
+            <w:r>
+              <w:rPr>
+                <w:rFonts w:ascii="Arial" w:cs="Arial" w:eastAsia="Arial" w:hAnsi="Arial"/>
+                <w:b w:val="false"/>
+                <w:bCs w:val="false"/>
+                <w:i/>
+                <w:iCs/>
+                <w:color w:val="555555"/>
+                <w:sz w:val="20"/>
+                <w:szCs w:val="20"/>
+              </w:rPr>
+              <w:t xml:space="preserve">→ Teacher circulates — offer hints, check for understanding.</w:t>
             </w:r>
           </w:p>
         </w:tc>
@@ -493,9 +1158,9 @@
               <w:right w:val="single" w:color="CCCCCC" w:sz="1"/>
             </w:tcBorders>
             <w:tcMar>
-              <w:top w:type="dxa" w:w="60"/>
+              <w:top w:type="dxa" w:w="80"/>
               <w:left w:type="dxa" w:w="120"/>
-              <w:bottom w:type="dxa" w:w="60"/>
+              <w:bottom w:type="dxa" w:w="80"/>
               <w:right w:type="dxa" w:w="120"/>
             </w:tcMar>
           </w:tcPr>
@@ -522,20 +1187,90 @@
               <w:right w:val="single" w:color="CCCCCC" w:sz="1"/>
             </w:tcBorders>
             <w:tcMar>
-              <w:top w:type="dxa" w:w="60"/>
+              <w:top w:type="dxa" w:w="80"/>
               <w:left w:type="dxa" w:w="120"/>
-              <w:bottom w:type="dxa" w:w="60"/>
+              <w:bottom w:type="dxa" w:w="80"/>
               <w:right w:type="dxa" w:w="120"/>
             </w:tcMar>
           </w:tcPr>
           <w:p>
-            <w:r>
-              <w:rPr>
-                <w:rFonts w:ascii="Arial" w:cs="Arial" w:eastAsia="Arial" w:hAnsi="Arial"/>
-                <w:sz w:val="20"/>
-                <w:szCs w:val="20"/>
+            <w:pPr>
+              <w:spacing w:after="80" w:before="80"/>
+            </w:pPr>
+            <w:r>
+              <w:rPr>
+                <w:rFonts w:ascii="Arial" w:cs="Arial" w:eastAsia="Arial" w:hAnsi="Arial"/>
+                <w:b/>
+                <w:bCs/>
+                <w:i w:val="false"/>
+                <w:iCs w:val="false"/>
+                <w:color w:val="000000"/>
+                <w:sz w:val="22"/>
+                <w:szCs w:val="22"/>
               </w:rPr>
               <w:t xml:space="preserve">Exit Ticket / Wrap-Up</w:t>
+            </w:r>
+            <w:r>
+              <w:rPr>
+                <w:rFonts w:ascii="Arial" w:cs="Arial" w:eastAsia="Arial" w:hAnsi="Arial"/>
+                <w:sz w:val="20"/>
+                <w:szCs w:val="20"/>
+              </w:rPr>
+              <w:br/>
+              <w:t xml:space="preserve"/>
+            </w:r>
+            <w:r>
+              <w:rPr>
+                <w:rFonts w:ascii="Arial" w:cs="Arial" w:eastAsia="Arial" w:hAnsi="Arial"/>
+                <w:sz w:val="20"/>
+                <w:szCs w:val="20"/>
+              </w:rPr>
+              <w:br/>
+              <w:t xml:space="preserve"/>
+            </w:r>
+            <w:r>
+              <w:rPr>
+                <w:rFonts w:ascii="Arial" w:cs="Arial" w:eastAsia="Arial" w:hAnsi="Arial"/>
+                <w:b w:val="false"/>
+                <w:bCs w:val="false"/>
+                <w:i w:val="false"/>
+                <w:iCs w:val="false"/>
+                <w:color w:val="000000"/>
+                <w:sz w:val="20"/>
+                <w:szCs w:val="20"/>
+              </w:rPr>
+              <w:t xml:space="preserve">Quick Check: Traverse tree structures recursively and apply recursion to complex data structures?</w:t>
+            </w:r>
+            <w:r>
+              <w:rPr>
+                <w:rFonts w:ascii="Arial" w:cs="Arial" w:eastAsia="Arial" w:hAnsi="Arial"/>
+                <w:sz w:val="20"/>
+                <w:szCs w:val="20"/>
+              </w:rPr>
+              <w:br/>
+              <w:t xml:space="preserve"/>
+            </w:r>
+            <w:r>
+              <w:rPr>
+                <w:rFonts w:ascii="Arial" w:cs="Arial" w:eastAsia="Arial" w:hAnsi="Arial"/>
+                <w:sz w:val="20"/>
+                <w:szCs w:val="20"/>
+              </w:rPr>
+              <w:br/>
+              <w:t xml:space="preserve"/>
+            </w:r>
+            <w:r>
+              <w:rPr>
+                <w:rFonts w:ascii="Arial" w:cs="Arial" w:eastAsia="Arial" w:hAnsi="Arial"/>
+                <w:b w:val="false"/>
+                <w:bCs w:val="false"/>
+                <w:i/>
+                <w:iCs/>
+                <w:color w:val="555555"/>
+                <w:sz w:val="20"/>
+                <w:szCs w:val="20"/>
+              </w:rPr>
+              <w:t xml:space="preserve">→ 3–2–1: Name 3 things learned, 2 new vocab words, 1 question you still have.</w:t>
             </w:r>
           </w:p>
         </w:tc>
@@ -763,19 +1498,6 @@
                 <w:sz w:val="18"/>
                 <w:szCs w:val="18"/>
               </w:rPr>
-              <w:t xml:space="preserve"># Example 1: Simple TreeNode class</w:t>
-            </w:r>
-          </w:p>
-          <w:p>
-            <w:pPr>
-              <w:spacing w:after="20"/>
-            </w:pPr>
-            <w:r>
-              <w:rPr>
-                <w:rFonts w:ascii="Courier New" w:cs="Courier New" w:eastAsia="Courier New" w:hAnsi="Courier New"/>
-                <w:sz w:val="18"/>
-                <w:szCs w:val="18"/>
-              </w:rPr>
               <w:t xml:space="preserve">class TreeNode:</w:t>
             </w:r>
           </w:p>
@@ -854,7 +1576,7 @@
                 <w:sz w:val="18"/>
                 <w:szCs w:val="18"/>
               </w:rPr>
-              <w:t xml:space="preserve"># Example 2: Preorder traversal (node, left, right)</w:t>
+              <w:t xml:space="preserve"> </w:t>
             </w:r>
           </w:p>
           <w:p>
@@ -958,33 +1680,33 @@
                 <w:sz w:val="18"/>
                 <w:szCs w:val="18"/>
               </w:rPr>
-              <w:t xml:space="preserve"># Create tree:    1</w:t>
-            </w:r>
-          </w:p>
-          <w:p>
-            <w:pPr>
-              <w:spacing w:after="20"/>
-            </w:pPr>
-            <w:r>
-              <w:rPr>
-                <w:rFonts w:ascii="Courier New" w:cs="Courier New" w:eastAsia="Courier New" w:hAnsi="Courier New"/>
-                <w:sz w:val="18"/>
-                <w:szCs w:val="18"/>
-              </w:rPr>
-              <w:t xml:space="preserve">#                / \</w:t>
-            </w:r>
-          </w:p>
-          <w:p>
-            <w:pPr>
-              <w:spacing w:after="20"/>
-            </w:pPr>
-            <w:r>
-              <w:rPr>
-                <w:rFonts w:ascii="Courier New" w:cs="Courier New" w:eastAsia="Courier New" w:hAnsi="Courier New"/>
-                <w:sz w:val="18"/>
-                <w:szCs w:val="18"/>
-              </w:rPr>
-              <w:t xml:space="preserve">#               2   3</w:t>
+              <w:t xml:space="preserve"> </w:t>
+            </w:r>
+          </w:p>
+          <w:p>
+            <w:pPr>
+              <w:spacing w:after="20"/>
+            </w:pPr>
+            <w:r>
+              <w:rPr>
+                <w:rFonts w:ascii="Courier New" w:cs="Courier New" w:eastAsia="Courier New" w:hAnsi="Courier New"/>
+                <w:sz w:val="18"/>
+                <w:szCs w:val="18"/>
+              </w:rPr>
+              <w:t xml:space="preserve"> </w:t>
+            </w:r>
+          </w:p>
+          <w:p>
+            <w:pPr>
+              <w:spacing w:after="20"/>
+            </w:pPr>
+            <w:r>
+              <w:rPr>
+                <w:rFonts w:ascii="Courier New" w:cs="Courier New" w:eastAsia="Courier New" w:hAnsi="Courier New"/>
+                <w:sz w:val="18"/>
+                <w:szCs w:val="18"/>
+              </w:rPr>
+              <w:t xml:space="preserve"> </w:t>
             </w:r>
           </w:p>
           <w:p>
@@ -1075,7 +1797,7 @@
                 <w:sz w:val="18"/>
                 <w:szCs w:val="18"/>
               </w:rPr>
-              <w:t xml:space="preserve"># Example 3: Inorder traversal (left, node, right)</w:t>
+              <w:t xml:space="preserve"> </w:t>
             </w:r>
           </w:p>
           <w:p>
@@ -1205,7 +1927,7 @@
                 <w:sz w:val="18"/>
                 <w:szCs w:val="18"/>
               </w:rPr>
-              <w:t xml:space="preserve"># Example 4: Postorder traversal (left, right, node)</w:t>
+              <w:t xml:space="preserve"> </w:t>
             </w:r>
           </w:p>
           <w:p>
@@ -1335,7 +2057,7 @@
                 <w:sz w:val="18"/>
                 <w:szCs w:val="18"/>
               </w:rPr>
-              <w:t xml:space="preserve"># Example 5: Sum all nodes in a tree</w:t>
+              <w:t xml:space="preserve"> </w:t>
             </w:r>
           </w:p>
           <w:p>
@@ -1413,59 +2135,59 @@
                 <w:sz w:val="18"/>
                 <w:szCs w:val="18"/>
               </w:rPr>
-              <w:t xml:space="preserve"># More complex tree:  10</w:t>
-            </w:r>
-          </w:p>
-          <w:p>
-            <w:pPr>
-              <w:spacing w:after="20"/>
-            </w:pPr>
-            <w:r>
-              <w:rPr>
-                <w:rFonts w:ascii="Courier New" w:cs="Courier New" w:eastAsia="Courier New" w:hAnsi="Courier New"/>
-                <w:sz w:val="18"/>
-                <w:szCs w:val="18"/>
-              </w:rPr>
-              <w:t xml:space="preserve">#                    /  \</w:t>
-            </w:r>
-          </w:p>
-          <w:p>
-            <w:pPr>
-              <w:spacing w:after="20"/>
-            </w:pPr>
-            <w:r>
-              <w:rPr>
-                <w:rFonts w:ascii="Courier New" w:cs="Courier New" w:eastAsia="Courier New" w:hAnsi="Courier New"/>
-                <w:sz w:val="18"/>
-                <w:szCs w:val="18"/>
-              </w:rPr>
-              <w:t xml:space="preserve">#                   5    15</w:t>
-            </w:r>
-          </w:p>
-          <w:p>
-            <w:pPr>
-              <w:spacing w:after="20"/>
-            </w:pPr>
-            <w:r>
-              <w:rPr>
-                <w:rFonts w:ascii="Courier New" w:cs="Courier New" w:eastAsia="Courier New" w:hAnsi="Courier New"/>
-                <w:sz w:val="18"/>
-                <w:szCs w:val="18"/>
-              </w:rPr>
-              <w:t xml:space="preserve">#                  / \</w:t>
-            </w:r>
-          </w:p>
-          <w:p>
-            <w:pPr>
-              <w:spacing w:after="20"/>
-            </w:pPr>
-            <w:r>
-              <w:rPr>
-                <w:rFonts w:ascii="Courier New" w:cs="Courier New" w:eastAsia="Courier New" w:hAnsi="Courier New"/>
-                <w:sz w:val="18"/>
-                <w:szCs w:val="18"/>
-              </w:rPr>
-              <w:t xml:space="preserve">#                 3   7</w:t>
+              <w:t xml:space="preserve"> </w:t>
+            </w:r>
+          </w:p>
+          <w:p>
+            <w:pPr>
+              <w:spacing w:after="20"/>
+            </w:pPr>
+            <w:r>
+              <w:rPr>
+                <w:rFonts w:ascii="Courier New" w:cs="Courier New" w:eastAsia="Courier New" w:hAnsi="Courier New"/>
+                <w:sz w:val="18"/>
+                <w:szCs w:val="18"/>
+              </w:rPr>
+              <w:t xml:space="preserve"> </w:t>
+            </w:r>
+          </w:p>
+          <w:p>
+            <w:pPr>
+              <w:spacing w:after="20"/>
+            </w:pPr>
+            <w:r>
+              <w:rPr>
+                <w:rFonts w:ascii="Courier New" w:cs="Courier New" w:eastAsia="Courier New" w:hAnsi="Courier New"/>
+                <w:sz w:val="18"/>
+                <w:szCs w:val="18"/>
+              </w:rPr>
+              <w:t xml:space="preserve"> </w:t>
+            </w:r>
+          </w:p>
+          <w:p>
+            <w:pPr>
+              <w:spacing w:after="20"/>
+            </w:pPr>
+            <w:r>
+              <w:rPr>
+                <w:rFonts w:ascii="Courier New" w:cs="Courier New" w:eastAsia="Courier New" w:hAnsi="Courier New"/>
+                <w:sz w:val="18"/>
+                <w:szCs w:val="18"/>
+              </w:rPr>
+              <w:t xml:space="preserve"> </w:t>
+            </w:r>
+          </w:p>
+          <w:p>
+            <w:pPr>
+              <w:spacing w:after="20"/>
+            </w:pPr>
+            <w:r>
+              <w:rPr>
+                <w:rFonts w:ascii="Courier New" w:cs="Courier New" w:eastAsia="Courier New" w:hAnsi="Courier New"/>
+                <w:sz w:val="18"/>
+                <w:szCs w:val="18"/>
+              </w:rPr>
+              <w:t xml:space="preserve"> </w:t>
             </w:r>
           </w:p>
           <w:p>
@@ -1582,7 +2304,7 @@
                 <w:sz w:val="18"/>
                 <w:szCs w:val="18"/>
               </w:rPr>
-              <w:t xml:space="preserve"># Example 6: Find maximum in tree</w:t>
+              <w:t xml:space="preserve"> </w:t>
             </w:r>
           </w:p>
           <w:p>
@@ -1738,7 +2460,7 @@
                 <w:sz w:val="18"/>
                 <w:szCs w:val="18"/>
               </w:rPr>
-              <w:t xml:space="preserve"># Example 7: Tree height</w:t>
+              <w:t xml:space="preserve"> </w:t>
             </w:r>
           </w:p>
           <w:p>
@@ -1894,7 +2616,7 @@
                 <w:sz w:val="18"/>
                 <w:szCs w:val="18"/>
               </w:rPr>
-              <w:t xml:space="preserve"># Example 8: Count nodes</w:t>
+              <w:t xml:space="preserve"> </w:t>
             </w:r>
           </w:p>
           <w:p>
@@ -1998,7 +2720,7 @@
                 <w:sz w:val="18"/>
                 <w:szCs w:val="18"/>
               </w:rPr>
-              <w:t xml:space="preserve"># Example 9: Traversing nested lists (non-binary tree)</w:t>
+              <w:t xml:space="preserve"> </w:t>
             </w:r>
           </w:p>
           <w:p>
@@ -2180,7 +2902,7 @@
                 <w:sz w:val="18"/>
                 <w:szCs w:val="18"/>
               </w:rPr>
-              <w:t xml:space="preserve"># Example 10: Depth of nested structure</w:t>
+              <w:t xml:space="preserve"> </w:t>
             </w:r>
           </w:p>
           <w:p>
@@ -2362,7 +3084,7 @@
                 <w:sz w:val="18"/>
                 <w:szCs w:val="18"/>
               </w:rPr>
-              <w:t xml:space="preserve"># Example 11: Search in tree</w:t>
+              <w:t xml:space="preserve"> </w:t>
             </w:r>
           </w:p>
           <w:p>
@@ -2596,7 +3318,7 @@
                 <w:sz w:val="18"/>
                 <w:szCs w:val="18"/>
               </w:rPr>
-              <w:t xml:space="preserve"># Example 12: Building level visualization</w:t>
+              <w:t xml:space="preserve"> </w:t>
             </w:r>
           </w:p>
           <w:p>
@@ -3527,19 +4249,6 @@
                 <w:sz w:val="18"/>
                 <w:szCs w:val="18"/>
               </w:rPr>
-              <w:t xml:space="preserve"># Beginner</w:t>
-            </w:r>
-          </w:p>
-          <w:p>
-            <w:pPr>
-              <w:spacing w:after="20"/>
-            </w:pPr>
-            <w:r>
-              <w:rPr>
-                <w:rFonts w:ascii="Courier New" w:cs="Courier New" w:eastAsia="Courier New" w:hAnsi="Courier New"/>
-                <w:sz w:val="18"/>
-                <w:szCs w:val="18"/>
-              </w:rPr>
               <w:t xml:space="preserve">def count_nodes(node):</w:t>
             </w:r>
           </w:p>
@@ -3605,7 +4314,7 @@
                 <w:sz w:val="18"/>
                 <w:szCs w:val="18"/>
               </w:rPr>
-              <w:t xml:space="preserve"># Intermediate</w:t>
+              <w:t xml:space="preserve"> </w:t>
             </w:r>
           </w:p>
           <w:p>
@@ -3709,7 +4418,7 @@
                 <w:sz w:val="18"/>
                 <w:szCs w:val="18"/>
               </w:rPr>
-              <w:t xml:space="preserve"># Challenge</w:t>
+              <w:t xml:space="preserve"> </w:t>
             </w:r>
           </w:p>
           <w:p>

--- a/Coding 2 - year/Unit 3 - Advanced Functions & Algorithms/Daily Lesson Plans/Word/Day 19.docx
+++ b/Coding 2 - year/Unit 3 - Advanced Functions & Algorithms/Daily Lesson Plans/Word/Day 19.docx
@@ -380,7 +380,7 @@
                 <w:sz w:val="20"/>
                 <w:szCs w:val="20"/>
               </w:rPr>
-              <w:t xml:space="preserve">    In your own words: Traverse tree structures recursively and apply recursion to complex data structures?</w:t>
+              <w:t xml:space="preserve">    Think about Tree Traversal and Recursive Data Structure Traversal. Where might you use this in a real project, and why would it matter?</w:t>
             </w:r>
             <w:r>
               <w:rPr>
@@ -477,7 +477,7 @@
                 <w:sz w:val="20"/>
                 <w:szCs w:val="20"/>
               </w:rPr>
-              <w:t xml:space="preserve">Today's Goal: By the end of class you will be able to traverse tree structures recursively and apply recursion to complex data structures.</w:t>
+              <w:t xml:space="preserve">Today’s Goal: By the end of class you will be able to traverse tree structures recursively and apply recursion to complex data structures.</w:t>
             </w:r>
             <w:r>
               <w:rPr>
@@ -1239,7 +1239,7 @@
                 <w:sz w:val="20"/>
                 <w:szCs w:val="20"/>
               </w:rPr>
-              <w:t xml:space="preserve">Quick Check: Traverse tree structures recursively and apply recursion to complex data structures?</w:t>
+              <w:t xml:space="preserve">What is one important thing you learned about Tree Traversal and Recursive Data Structure Traversal today? How would you explain it to someone?</w:t>
             </w:r>
             <w:r>
               <w:rPr>

--- a/Coding 2 - year/Unit 3 - Advanced Functions & Algorithms/Daily Lesson Plans/Word/Day 19.docx
+++ b/Coding 2 - year/Unit 3 - Advanced Functions & Algorithms/Daily Lesson Plans/Word/Day 19.docx
@@ -1103,6 +1103,19 @@
             <w:r>
               <w:rPr>
                 <w:rFonts w:ascii="Arial" w:cs="Arial" w:eastAsia="Arial" w:hAnsi="Arial"/>
+                <w:b/>
+                <w:bCs/>
+                <w:i w:val="false"/>
+                <w:iCs w:val="false"/>
+                <w:color w:val="000000"/>
+                <w:sz w:val="20"/>
+                <w:szCs w:val="20"/>
+              </w:rPr>
+              <w:t xml:space="preserve">    Beginner: </w:t>
+            </w:r>
+            <w:r>
+              <w:rPr>
+                <w:rFonts w:ascii="Arial" w:cs="Arial" w:eastAsia="Arial" w:hAnsi="Arial"/>
                 <w:b w:val="false"/>
                 <w:bCs w:val="false"/>
                 <w:i w:val="false"/>
@@ -1111,7 +1124,77 @@
                 <w:sz w:val="20"/>
                 <w:szCs w:val="20"/>
               </w:rPr>
-              <w:t xml:space="preserve">    Work through problems from the day's exercise set.</w:t>
+              <w:t xml:space="preserve">Write a function to count the total number of nodes in a tree.</w:t>
+            </w:r>
+            <w:r>
+              <w:rPr>
+                <w:rFonts w:ascii="Arial" w:cs="Arial" w:eastAsia="Arial" w:hAnsi="Arial"/>
+                <w:sz w:val="20"/>
+                <w:szCs w:val="20"/>
+              </w:rPr>
+              <w:br/>
+              <w:t xml:space="preserve"/>
+            </w:r>
+            <w:r>
+              <w:rPr>
+                <w:rFonts w:ascii="Arial" w:cs="Arial" w:eastAsia="Arial" w:hAnsi="Arial"/>
+                <w:b/>
+                <w:bCs/>
+                <w:i w:val="false"/>
+                <w:iCs w:val="false"/>
+                <w:color w:val="000000"/>
+                <w:sz w:val="20"/>
+                <w:szCs w:val="20"/>
+              </w:rPr>
+              <w:t xml:space="preserve">    Intermediate: </w:t>
+            </w:r>
+            <w:r>
+              <w:rPr>
+                <w:rFonts w:ascii="Arial" w:cs="Arial" w:eastAsia="Arial" w:hAnsi="Arial"/>
+                <w:b w:val="false"/>
+                <w:bCs w:val="false"/>
+                <w:i w:val="false"/>
+                <w:iCs w:val="false"/>
+                <w:color w:val="000000"/>
+                <w:sz w:val="20"/>
+                <w:szCs w:val="20"/>
+              </w:rPr>
+              <w:t xml:space="preserve">Write a function to find the height of a tree (maximum distance from root to leaf).</w:t>
+            </w:r>
+            <w:r>
+              <w:rPr>
+                <w:rFonts w:ascii="Arial" w:cs="Arial" w:eastAsia="Arial" w:hAnsi="Arial"/>
+                <w:sz w:val="20"/>
+                <w:szCs w:val="20"/>
+              </w:rPr>
+              <w:br/>
+              <w:t xml:space="preserve"/>
+            </w:r>
+            <w:r>
+              <w:rPr>
+                <w:rFonts w:ascii="Arial" w:cs="Arial" w:eastAsia="Arial" w:hAnsi="Arial"/>
+                <w:b/>
+                <w:bCs/>
+                <w:i w:val="false"/>
+                <w:iCs w:val="false"/>
+                <w:color w:val="000000"/>
+                <w:sz w:val="20"/>
+                <w:szCs w:val="20"/>
+              </w:rPr>
+              <w:t xml:space="preserve">    Challenge: </w:t>
+            </w:r>
+            <w:r>
+              <w:rPr>
+                <w:rFonts w:ascii="Arial" w:cs="Arial" w:eastAsia="Arial" w:hAnsi="Arial"/>
+                <w:b w:val="false"/>
+                <w:bCs w:val="false"/>
+                <w:i w:val="false"/>
+                <w:iCs w:val="false"/>
+                <w:color w:val="000000"/>
+                <w:sz w:val="20"/>
+                <w:szCs w:val="20"/>
+              </w:rPr>
+              <w:t xml:space="preserve">Write a function that determines if a tree is balanced (difference between left and right subtree heights is at most 1).</w:t>
             </w:r>
             <w:r>
               <w:rPr>
@@ -4595,6 +4678,94 @@
       <w:pPr>
         <w:spacing w:after="160"/>
       </w:pPr>
+    </w:p>
+    <w:p>
+      <w:pPr>
+        <w:pBdr>
+          <w:bottom w:val="single" w:color="1B7A4A" w:sz="4" w:space="4"/>
+        </w:pBdr>
+        <w:spacing w:after="100" w:before="120"/>
+      </w:pPr>
+      <w:r>
+        <w:rPr>
+          <w:rFonts w:ascii="Arial" w:cs="Arial" w:eastAsia="Arial" w:hAnsi="Arial"/>
+          <w:b/>
+          <w:bCs/>
+          <w:color w:val="1B7A4A"/>
+          <w:sz w:val="24"/>
+          <w:szCs w:val="24"/>
+        </w:rPr>
+        <w:t xml:space="preserve">Practice Problems</w:t>
+      </w:r>
+    </w:p>
+    <w:p>
+      <w:pPr>
+        <w:spacing w:after="80"/>
+      </w:pPr>
+      <w:r>
+        <w:rPr>
+          <w:rFonts w:ascii="Arial" w:cs="Arial" w:eastAsia="Arial" w:hAnsi="Arial"/>
+          <w:b/>
+          <w:bCs/>
+          <w:sz w:val="20"/>
+          <w:szCs w:val="20"/>
+        </w:rPr>
+        <w:t xml:space="preserve">Problem 1: </w:t>
+      </w:r>
+      <w:r>
+        <w:rPr>
+          <w:rFonts w:ascii="Arial" w:cs="Arial" w:eastAsia="Arial" w:hAnsi="Arial"/>
+          <w:sz w:val="20"/>
+          <w:szCs w:val="20"/>
+        </w:rPr>
+        <w:t xml:space="preserve">Beginner:  Write a function to count the total number of nodes in a tree.</w:t>
+      </w:r>
+    </w:p>
+    <w:p>
+      <w:pPr>
+        <w:spacing w:after="80"/>
+      </w:pPr>
+      <w:r>
+        <w:rPr>
+          <w:rFonts w:ascii="Arial" w:cs="Arial" w:eastAsia="Arial" w:hAnsi="Arial"/>
+          <w:b/>
+          <w:bCs/>
+          <w:sz w:val="20"/>
+          <w:szCs w:val="20"/>
+        </w:rPr>
+        <w:t xml:space="preserve">Problem 2: </w:t>
+      </w:r>
+      <w:r>
+        <w:rPr>
+          <w:rFonts w:ascii="Arial" w:cs="Arial" w:eastAsia="Arial" w:hAnsi="Arial"/>
+          <w:sz w:val="20"/>
+          <w:szCs w:val="20"/>
+        </w:rPr>
+        <w:t xml:space="preserve">Intermediate:  Write a function to find the height of a tree (maximum distance from root to leaf).</w:t>
+      </w:r>
+    </w:p>
+    <w:p>
+      <w:pPr>
+        <w:spacing w:after="80"/>
+      </w:pPr>
+      <w:r>
+        <w:rPr>
+          <w:rFonts w:ascii="Arial" w:cs="Arial" w:eastAsia="Arial" w:hAnsi="Arial"/>
+          <w:b/>
+          <w:bCs/>
+          <w:sz w:val="20"/>
+          <w:szCs w:val="20"/>
+        </w:rPr>
+        <w:t xml:space="preserve">Problem 3: </w:t>
+      </w:r>
+      <w:r>
+        <w:rPr>
+          <w:rFonts w:ascii="Arial" w:cs="Arial" w:eastAsia="Arial" w:hAnsi="Arial"/>
+          <w:sz w:val="20"/>
+          <w:szCs w:val="20"/>
+        </w:rPr>
+        <w:t xml:space="preserve">Challenge:  Write a function that determines if a tree is balanced (difference between left and right subtree heights is at most 1).</w:t>
+      </w:r>
     </w:p>
     <w:p>
       <w:pPr>
